--- a/gov_paper/deliverables/Extended_Abstract_English.docx
+++ b/gov_paper/deliverables/Extended_Abstract_English.docx
@@ -16,7 +16,7 @@
           <w:szCs w:val="32"/>
           <w:lang w:val="en-US" w:bidi="fa-IR"/>
         </w:rPr>
-        <w:t xml:space="preserve">From Symbolic Compliance to Substantive Implementation: Institutional Pressures, Information-System Maturity and the Accountability Effects of Public-Sector Financial Reforms</w:t>
+        <w:t xml:space="preserve">Form or Substance? Institutional Pressures and Accountability in Public-Sector Financial Reforms</w:t>
       </w:r>
     </w:p>
     <w:p>
